--- a/testakten/arbeitsrecht-kuendigungsdrama-koerber-werk/docx/kuendigung_22_05_2025_original.docx
+++ b/testakten/arbeitsrecht-kuendigungsdrama-koerber-werk/docx/kuendigung_22_05_2025_original.docx
@@ -3,8 +3,12 @@
 <w:document xmlns:wpc="http://schemas.microsoft.com/office/word/2010/wordprocessingCanvas" xmlns:mo="http://schemas.microsoft.com/office/mac/office/2008/main" xmlns:mc="http://schemas.openxmlformats.org/markup-compatibility/2006" xmlns:mv="urn:schemas-microsoft-com:mac:vml" xmlns:o="urn:schemas-microsoft-com:office:office" xmlns:r="http://schemas.openxmlformats.org/officeDocument/2006/relationships" xmlns:m="http://schemas.openxmlformats.org/officeDocument/2006/math" xmlns:v="urn:schemas-microsoft-com:vml" xmlns:wp14="http://schemas.microsoft.com/office/word/2010/wordprocessingDrawing" xmlns:wp="http://schemas.openxmlformats.org/drawingml/2006/wordprocessingDrawing" xmlns:w10="urn:schemas-microsoft-com:office:word" xmlns:w="http://schemas.openxmlformats.org/wordprocessingml/2006/main" xmlns:w14="http://schemas.microsoft.com/office/word/2010/wordml" xmlns:wpg="http://schemas.microsoft.com/office/word/2010/wordprocessingGroup" xmlns:wpi="http://schemas.microsoft.com/office/word/2010/wordprocessingInk" xmlns:wne="http://schemas.microsoft.com/office/word/2006/wordml" xmlns:wps="http://schemas.microsoft.com/office/word/2010/wordprocessingShape" mc:Ignorable="w14 wp14">
   <w:body>
     <w:p>
+      <w:pPr>
+        <w:spacing w:after="160" w:line="259" w:lineRule="auto"/>
+      </w:pPr>
       <w:r>
         <w:rPr>
+          <w:rFonts w:ascii="Times New Roman" w:hAnsi="Times New Roman"/>
           <w:b/>
           <w:color w:val="1F4E79"/>
           <w:sz w:val="28"/>
@@ -13,21 +17,41 @@
       </w:r>
     </w:p>
     <w:p>
+      <w:pPr>
+        <w:spacing w:before="120" w:after="60" w:line="259" w:lineRule="auto"/>
+      </w:pPr>
       <w:r>
+        <w:rPr>
+          <w:rFonts w:ascii="Times New Roman" w:hAnsi="Times New Roman"/>
+          <w:b/>
+          <w:sz w:val="22"/>
+        </w:rPr>
         <w:t>Am Industriepark 1  16225 Eberswalde</w:t>
       </w:r>
     </w:p>
     <w:p>
       <w:pPr>
-        <w:spacing w:before="40" w:after="40"/>
+        <w:spacing w:before="40" w:after="40" w:line="259" w:lineRule="auto"/>
         <w:pBdr>
           <w:bottom w:val="single" w:sz="6" w:space="1" w:color="AAAAAA"/>
         </w:pBdr>
       </w:pPr>
     </w:p>
-    <w:p/>
     <w:p>
+      <w:pPr>
+        <w:spacing w:line="259" w:lineRule="auto" w:after="60"/>
+      </w:pPr>
+    </w:p>
+    <w:p>
+      <w:pPr>
+        <w:spacing w:before="120" w:after="60" w:line="259" w:lineRule="auto"/>
+      </w:pPr>
       <w:r>
+        <w:rPr>
+          <w:rFonts w:ascii="Times New Roman" w:hAnsi="Times New Roman"/>
+          <w:b/>
+          <w:sz w:val="22"/>
+        </w:rPr>
         <w:t>Dr. Annika Koerber</w:t>
         <w:br/>
         <w:t>Forstweg 14</w:t>
@@ -35,17 +59,34 @@
         <w:t>16225 Eberswalde</w:t>
       </w:r>
     </w:p>
-    <w:p/>
     <w:p>
       <w:pPr>
+        <w:spacing w:line="259" w:lineRule="auto" w:after="60"/>
+      </w:pPr>
+    </w:p>
+    <w:p>
+      <w:pPr>
+        <w:spacing w:before="120" w:after="60" w:line="259" w:lineRule="auto"/>
         <w:jc w:val="right"/>
       </w:pPr>
       <w:r>
+        <w:rPr>
+          <w:rFonts w:ascii="Times New Roman" w:hAnsi="Times New Roman"/>
+          <w:b/>
+          <w:sz w:val="22"/>
+        </w:rPr>
         <w:t>Eberswalde, den 22. Mai 2025</w:t>
       </w:r>
     </w:p>
-    <w:p/>
     <w:p>
+      <w:pPr>
+        <w:spacing w:line="259" w:lineRule="auto" w:after="60"/>
+      </w:pPr>
+    </w:p>
+    <w:p>
+      <w:pPr>
+        <w:spacing w:line="259" w:lineRule="auto" w:after="60"/>
+      </w:pPr>
       <w:r>
         <w:rPr>
           <w:b/>
@@ -54,16 +95,27 @@
         <w:t>Kuendigung des Arbeitsverhaeltnisses</w:t>
       </w:r>
     </w:p>
-    <w:p/>
     <w:p>
+      <w:pPr>
+        <w:spacing w:line="259" w:lineRule="auto" w:after="60"/>
+      </w:pPr>
+    </w:p>
+    <w:p>
+      <w:pPr>
+        <w:spacing w:line="259" w:lineRule="auto" w:after="60"/>
+      </w:pPr>
       <w:r>
         <w:t>Sehr geehrte Frau Dr. Koerber,</w:t>
       </w:r>
     </w:p>
-    <w:p/>
     <w:p>
       <w:pPr>
-        <w:spacing w:before="80" w:after="80"/>
+        <w:spacing w:line="259" w:lineRule="auto" w:after="60"/>
+      </w:pPr>
+    </w:p>
+    <w:p>
+      <w:pPr>
+        <w:spacing w:before="80" w:after="80" w:line="259" w:lineRule="auto"/>
       </w:pPr>
       <w:r>
         <w:t>hiermit kuendigen wir das zwischen uns bestehende Arbeitsverhaeltnis ordentlich zum 31. Dezember 2025 und zwar primaer aus personenbedingten Gruenden sowie hilfsweise aus betriebsbedingten Gruenden.</w:t>
@@ -71,7 +123,7 @@
     </w:p>
     <w:p>
       <w:pPr>
-        <w:spacing w:before="80" w:after="80"/>
+        <w:spacing w:before="80" w:after="80" w:line="259" w:lineRule="auto"/>
       </w:pPr>
       <w:r>
         <w:t>Zur personenbedingten Kuendigung:</w:t>
@@ -79,7 +131,7 @@
     </w:p>
     <w:p>
       <w:pPr>
-        <w:spacing w:before="80" w:after="80"/>
+        <w:spacing w:before="80" w:after="80" w:line="259" w:lineRule="auto"/>
       </w:pPr>
       <w:r>
         <w:t>In den vergangenen zwoelf Monaten (Zeitraum 01.06.2024 bis 31.05.2025) waren Sie an insgesamt 84 Arbeitstagen arbeitsunfaehig erkrankt. Dies entspricht einer Fehlquote von deutlich mehr als 30 Prozent. Die Haeufigkeit und der Umfang der Erkrankungen begruenden nach sorgfaeltiger Abwaegung die nachhaltige Prognose, dass mit weiteren erheblichen krankheitsbedingten Fehlzeiten in Zukunft zu rechnen ist. Trotz der gesundheitlichen Situation war ein Betriebliches Eingliederungsmanagement (BEM) bisher nicht moeglich, da die rechtlichen und organisatorischen Voraussetzungen nach Paragraph 167 Abs. 2 SGB IX bislang nicht vorlagen.</w:t>
@@ -87,7 +139,7 @@
     </w:p>
     <w:p>
       <w:pPr>
-        <w:spacing w:before="80" w:after="80"/>
+        <w:spacing w:before="80" w:after="80" w:line="259" w:lineRule="auto"/>
       </w:pPr>
       <w:r>
         <w:t>Die krankheitsbedingten Fehlzeiten belasten den Betriebsablauf erheblich. Als Werkleiterin mit unmittelbarer Verantwortung fuer 312 Mitarbeiter und den gesamten Produktionsbetrieb in Eberswalde ist eine dauerhafte Vertretung durch Dritte auf Dauer nicht tragfaehig.</w:t>
@@ -95,7 +147,7 @@
     </w:p>
     <w:p>
       <w:pPr>
-        <w:spacing w:before="80" w:after="80"/>
+        <w:spacing w:before="80" w:after="80" w:line="259" w:lineRule="auto"/>
       </w:pPr>
       <w:r>
         <w:t>Zur hilfsweisen betriebsbedingten Kuendigung:</w:t>
@@ -103,7 +155,7 @@
     </w:p>
     <w:p>
       <w:pPr>
-        <w:spacing w:before="80" w:after="80"/>
+        <w:spacing w:before="80" w:after="80" w:line="259" w:lineRule="auto"/>
       </w:pPr>
       <w:r>
         <w:t>Unabhaengig von den vorgenannten personenbedingten Gruenden kuendigen wir das Arbeitsverhaeltnis hilfsweise auch aus betriebsbedingten Gruenden: Die Gesellschaft hat beschlossen, den Standort Eberswalde zum 31. Dezember 2025 vollstaendig zu schliessen. Damit entfaellt die Funktion der Werkleiterin Eberswalde ersatzlos. Eine anderweitige Beschaeftigung an einem anderen Standort ist Ihnen aufgrund der Standortgebundenheit Ihrer Position nicht zumutbar und wird nicht angeboten.</w:t>
@@ -111,21 +163,39 @@
     </w:p>
     <w:p>
       <w:pPr>
-        <w:spacing w:before="80" w:after="80"/>
+        <w:spacing w:before="80" w:after="80" w:line="259" w:lineRule="auto"/>
       </w:pPr>
       <w:r>
         <w:t>Der Betriebsrat wurde ordnungsgemaess angehoert. Der Betriebsrat hat am 22.05.2025 der Kuendigung widersprochen. Wir halten diesen Widerspruch fuer formell unwirksam und fuer sachlich nicht stichhaltig. Die Kuendigung erfolgt gleichwohl.</w:t>
       </w:r>
     </w:p>
-    <w:p/>
     <w:p>
+      <w:pPr>
+        <w:spacing w:line="259" w:lineRule="auto" w:after="60"/>
+      </w:pPr>
+    </w:p>
+    <w:p>
+      <w:pPr>
+        <w:spacing w:line="259" w:lineRule="auto" w:after="60"/>
+      </w:pPr>
       <w:r>
         <w:t>Mit freundlichen Gruessen</w:t>
       </w:r>
     </w:p>
-    <w:p/>
-    <w:p/>
     <w:p>
+      <w:pPr>
+        <w:spacing w:line="259" w:lineRule="auto" w:after="60"/>
+      </w:pPr>
+    </w:p>
+    <w:p>
+      <w:pPr>
+        <w:spacing w:line="259" w:lineRule="auto" w:after="60"/>
+      </w:pPr>
+    </w:p>
+    <w:p>
+      <w:pPr>
+        <w:spacing w:line="259" w:lineRule="auto" w:after="60"/>
+      </w:pPr>
       <w:r>
         <w:t>Maximilian Steinhoff-Pertz</w:t>
         <w:br/>
@@ -134,8 +204,15 @@
         <w:t>Steinhoff Praezisionsguss SE</w:t>
       </w:r>
     </w:p>
-    <w:p/>
     <w:p>
+      <w:pPr>
+        <w:spacing w:line="259" w:lineRule="auto" w:after="60"/>
+      </w:pPr>
+    </w:p>
+    <w:p>
+      <w:pPr>
+        <w:spacing w:line="259" w:lineRule="auto" w:after="60"/>
+      </w:pPr>
       <w:r>
         <w:t>Holger Branitz</w:t>
         <w:br/>
@@ -145,13 +222,58 @@
       </w:r>
     </w:p>
     <w:sectPr>
+      <w:headerReference w:type="default" r:id="rId9"/>
+      <w:footerReference w:type="default" r:id="rId10"/>
       <w:pgSz w:w="12240" w:h="15840"/>
-      <w:pgMar w:top="1417" w:right="1417" w:bottom="1417" w:left="1701" w:header="720" w:footer="720" w:gutter="0"/>
+      <w:pgMar w:top="1191" w:right="1247" w:bottom="1134" w:left="1361" w:header="720" w:footer="720" w:gutter="0"/>
       <w:cols w:space="720"/>
       <w:docGrid w:linePitch="360"/>
     </w:sectPr>
   </w:body>
 </w:document>
+</file>
+
+<file path=word/footer1.xml><?xml version="1.0" encoding="utf-8"?>
+<w:ftr xmlns:m="http://schemas.openxmlformats.org/officeDocument/2006/math" xmlns:mc="http://schemas.openxmlformats.org/markup-compatibility/2006" xmlns:mo="http://schemas.microsoft.com/office/mac/office/2008/main" xmlns:mv="urn:schemas-microsoft-com:mac:vml" xmlns:o="urn:schemas-microsoft-com:office:office" xmlns:r="http://schemas.openxmlformats.org/officeDocument/2006/relationships" xmlns:v="urn:schemas-microsoft-com:vml" xmlns:w10="urn:schemas-microsoft-com:office:word" xmlns:w14="http://schemas.microsoft.com/office/word/2010/wordml" xmlns:w="http://schemas.openxmlformats.org/wordprocessingml/2006/main" xmlns:wne="http://schemas.microsoft.com/office/word/2006/wordml" xmlns:wp14="http://schemas.microsoft.com/office/word/2010/wordprocessingDrawing" xmlns:wp="http://schemas.openxmlformats.org/drawingml/2006/wordprocessingDrawing" xmlns:wpc="http://schemas.microsoft.com/office/word/2010/wordprocessingCanvas" xmlns:wpg="http://schemas.microsoft.com/office/word/2010/wordprocessingGroup" xmlns:wpi="http://schemas.microsoft.com/office/word/2010/wordprocessingInk" xmlns:wps="http://schemas.microsoft.com/office/word/2010/wordprocessingShape" mc:Ignorable="w14 wp14">
+  <w:p>
+    <w:pPr>
+      <w:pStyle w:val="Footer"/>
+      <w:jc w:val="left"/>
+    </w:pPr>
+    <w:r/>
+    <w:r>
+      <w:rPr>
+        <w:rFonts w:ascii="Times New Roman" w:hAnsi="Times New Roman"/>
+        <w:b w:val="0"/>
+        <w:color w:val="777777"/>
+        <w:sz w:val="17"/>
+      </w:rPr>
+      <w:t>Vertraulich | Bearbeitungsstand Juli 2026 | nur zur Aktenbearbeitung</w:t>
+    </w:r>
+  </w:p>
+</w:ftr>
+</file>
+
+<file path=word/header1.xml><?xml version="1.0" encoding="utf-8"?>
+<w:hdr xmlns:m="http://schemas.openxmlformats.org/officeDocument/2006/math" xmlns:mc="http://schemas.openxmlformats.org/markup-compatibility/2006" xmlns:mo="http://schemas.microsoft.com/office/mac/office/2008/main" xmlns:mv="urn:schemas-microsoft-com:mac:vml" xmlns:o="urn:schemas-microsoft-com:office:office" xmlns:r="http://schemas.openxmlformats.org/officeDocument/2006/relationships" xmlns:v="urn:schemas-microsoft-com:vml" xmlns:w10="urn:schemas-microsoft-com:office:word" xmlns:w14="http://schemas.microsoft.com/office/word/2010/wordml" xmlns:w="http://schemas.openxmlformats.org/wordprocessingml/2006/main" xmlns:wne="http://schemas.microsoft.com/office/word/2006/wordml" xmlns:wp14="http://schemas.microsoft.com/office/word/2010/wordprocessingDrawing" xmlns:wp="http://schemas.openxmlformats.org/drawingml/2006/wordprocessingDrawing" xmlns:wpc="http://schemas.microsoft.com/office/word/2010/wordprocessingCanvas" xmlns:wpg="http://schemas.microsoft.com/office/word/2010/wordprocessingGroup" xmlns:wpi="http://schemas.microsoft.com/office/word/2010/wordprocessingInk" xmlns:wps="http://schemas.microsoft.com/office/word/2010/wordprocessingShape" mc:Ignorable="w14 wp14">
+  <w:p>
+    <w:pPr>
+      <w:pStyle w:val="Header"/>
+      <w:jc w:val="left"/>
+    </w:pPr>
+    <w:r/>
+    <w:r>
+      <w:rPr>
+        <w:rFonts w:ascii="Times New Roman" w:hAnsi="Times New Roman"/>
+        <w:b w:val="0"/>
+        <w:i w:val="0"/>
+        <w:color w:val="666666"/>
+        <w:sz w:val="17"/>
+      </w:rPr>
+      <w:t>Klotzkette Rechtsanwaltsgesellschaft mbH | Arbeitsrechtliche Mandatsakte | Bearbeitungsstand Juli 2026</w:t>
+    </w:r>
+  </w:p>
+</w:hdr>
 </file>
 
 <file path=word/numbering.xml><?xml version="1.0" encoding="utf-8"?>
@@ -517,6 +639,10 @@
     <w:name w:val="Normal"/>
     <w:qFormat/>
     <w:rsid w:val="00FC693F"/>
+    <w:rPr>
+      <w:rFonts w:ascii="Times New Roman" w:hAnsi="Times New Roman"/>
+      <w:sz w:val="22"/>
+    </w:rPr>
   </w:style>
   <w:style w:type="paragraph" w:styleId="Header">
     <w:name w:val="header"/>
@@ -577,7 +703,7 @@
       <w:outlineLvl w:val="0"/>
     </w:pPr>
     <w:rPr>
-      <w:rFonts w:asciiTheme="majorHAnsi" w:eastAsiaTheme="majorEastAsia" w:hAnsiTheme="majorHAnsi" w:cstheme="majorBidi"/>
+      <w:rFonts w:asciiTheme="majorHAnsi" w:eastAsiaTheme="majorEastAsia" w:hAnsiTheme="majorHAnsi" w:cstheme="majorBidi" w:ascii="Times New Roman" w:hAnsi="Times New Roman"/>
       <w:b/>
       <w:bCs/>
       <w:color w:val="365F91" w:themeColor="accent1" w:themeShade="BF"/>
@@ -601,11 +727,11 @@
       <w:outlineLvl w:val="1"/>
     </w:pPr>
     <w:rPr>
-      <w:rFonts w:asciiTheme="majorHAnsi" w:eastAsiaTheme="majorEastAsia" w:hAnsiTheme="majorHAnsi" w:cstheme="majorBidi"/>
+      <w:rFonts w:asciiTheme="majorHAnsi" w:eastAsiaTheme="majorEastAsia" w:hAnsiTheme="majorHAnsi" w:cstheme="majorBidi" w:ascii="Times New Roman" w:hAnsi="Times New Roman"/>
       <w:b/>
       <w:bCs/>
       <w:color w:val="4F81BD" w:themeColor="accent1"/>
-      <w:sz w:val="26"/>
+      <w:sz w:val="24"/>
       <w:szCs w:val="26"/>
     </w:rPr>
   </w:style>
@@ -866,11 +992,12 @@
       <w:contextualSpacing/>
     </w:pPr>
     <w:rPr>
-      <w:rFonts w:asciiTheme="majorHAnsi" w:eastAsiaTheme="majorEastAsia" w:hAnsiTheme="majorHAnsi" w:cstheme="majorBidi"/>
+      <w:rFonts w:asciiTheme="majorHAnsi" w:eastAsiaTheme="majorEastAsia" w:hAnsiTheme="majorHAnsi" w:cstheme="majorBidi" w:ascii="Times New Roman" w:hAnsi="Times New Roman"/>
+      <w:b/>
       <w:color w:val="17365D" w:themeColor="text2" w:themeShade="BF"/>
       <w:spacing w:val="5"/>
       <w:kern w:val="28"/>
-      <w:sz w:val="52"/>
+      <w:sz w:val="30"/>
       <w:szCs w:val="52"/>
     </w:rPr>
   </w:style>

--- a/testakten/arbeitsrecht-kuendigungsdrama-koerber-werk/docx/kuendigung_22_05_2025_original.docx
+++ b/testakten/arbeitsrecht-kuendigungsdrama-koerber-werk/docx/kuendigung_22_05_2025_original.docx
@@ -13,7 +13,7 @@
           <w:color w:val="1F4E79"/>
           <w:sz w:val="28"/>
         </w:rPr>
-        <w:t>STEINHOFF PRAEZISIONSGUSS SE</w:t>
+        <w:t>STEINHOFF PRÄZISIONSGUSS SE</w:t>
       </w:r>
     </w:p>
     <w:p>
@@ -52,7 +52,7 @@
           <w:b/>
           <w:sz w:val="22"/>
         </w:rPr>
-        <w:t>Dr. Annika Koerber</w:t>
+        <w:t>Dr. Annika Körber</w:t>
         <w:br/>
         <w:t>Forstweg 14</w:t>
         <w:br/>
@@ -92,7 +92,7 @@
           <w:b/>
           <w:sz w:val="24"/>
         </w:rPr>
-        <w:t>Kuendigung des Arbeitsverhaeltnisses</w:t>
+        <w:t>Kündigung des Arbeitsverhältnisses</w:t>
       </w:r>
     </w:p>
     <w:p>
@@ -105,7 +105,7 @@
         <w:spacing w:line="259" w:lineRule="auto" w:after="60"/>
       </w:pPr>
       <w:r>
-        <w:t>Sehr geehrte Frau Dr. Koerber,</w:t>
+        <w:t>Sehr geehrte Frau Dr. Körber,</w:t>
       </w:r>
     </w:p>
     <w:p>
@@ -118,7 +118,7 @@
         <w:spacing w:before="80" w:after="80" w:line="259" w:lineRule="auto"/>
       </w:pPr>
       <w:r>
-        <w:t>hiermit kuendigen wir das zwischen uns bestehende Arbeitsverhaeltnis ordentlich zum 31. Dezember 2025 und zwar primaer aus personenbedingten Gruenden sowie hilfsweise aus betriebsbedingten Gruenden.</w:t>
+        <w:t>hiermit kündigen wir das zwischen uns bestehende Arbeitsverhältnis ordentlich zum 31. Dezember 2025 und zwar primär aus personenbedingten Gründen sowie hilfsweise aus betriebsbedingten Gründen.</w:t>
       </w:r>
     </w:p>
     <w:p>
@@ -126,7 +126,7 @@
         <w:spacing w:before="80" w:after="80" w:line="259" w:lineRule="auto"/>
       </w:pPr>
       <w:r>
-        <w:t>Zur personenbedingten Kuendigung:</w:t>
+        <w:t>Zur personenbedingten Kündigung:</w:t>
       </w:r>
     </w:p>
     <w:p>
@@ -134,7 +134,7 @@
         <w:spacing w:before="80" w:after="80" w:line="259" w:lineRule="auto"/>
       </w:pPr>
       <w:r>
-        <w:t>In den vergangenen zwoelf Monaten (Zeitraum 01.06.2024 bis 31.05.2025) waren Sie an insgesamt 84 Arbeitstagen arbeitsunfaehig erkrankt. Dies entspricht einer Fehlquote von deutlich mehr als 30 Prozent. Die Haeufigkeit und der Umfang der Erkrankungen begruenden nach sorgfaeltiger Abwaegung die nachhaltige Prognose, dass mit weiteren erheblichen krankheitsbedingten Fehlzeiten in Zukunft zu rechnen ist. Trotz der gesundheitlichen Situation war ein Betriebliches Eingliederungsmanagement (BEM) bisher nicht moeglich, da die rechtlichen und organisatorischen Voraussetzungen nach Paragraph 167 Abs. 2 SGB IX bislang nicht vorlagen.</w:t>
+        <w:t>In den vergangenen zwölf Monaten (Zeitraum 01.06.2024 bis 31.05.2025) waren Sie an insgesamt 84 Arbeitstagen arbeitsunfähig erkrankt. Dies entspricht einer Fehlquote von deutlich mehr als 30 Prozent. Die Häufigkeit und der Umfang der Erkrankungen begründen nach sorgfältiger Abwägung die nachhaltige Prognose, dass mit weiteren erheblichen krankheitsbedingten Fehlzeiten in Zukunft zu rechnen ist. Trotz der gesundheitlichen Situation war ein Betriebliches Eingliederungsmanagement (BEM) bisher nicht möglich, da die rechtlichen und organisatorischen Voraussetzungen nach Paragraf 167 Abs. 2 SGB IX bislang nicht vorlagen.</w:t>
       </w:r>
     </w:p>
     <w:p>
@@ -142,7 +142,7 @@
         <w:spacing w:before="80" w:after="80" w:line="259" w:lineRule="auto"/>
       </w:pPr>
       <w:r>
-        <w:t>Die krankheitsbedingten Fehlzeiten belasten den Betriebsablauf erheblich. Als Werkleiterin mit unmittelbarer Verantwortung fuer 312 Mitarbeiter und den gesamten Produktionsbetrieb in Eberswalde ist eine dauerhafte Vertretung durch Dritte auf Dauer nicht tragfaehig.</w:t>
+        <w:t>Die krankheitsbedingten Fehlzeiten belasten den Betriebsablauf erheblich. Als Werkleiterin mit unmittelbarer Verantwortung für 312 Mitarbeiter und den gesamten Produktionsbetrieb in Eberswalde ist eine dauerhafte Vertretung durch Dritte auf Dauer nicht tragfähig.</w:t>
       </w:r>
     </w:p>
     <w:p>
@@ -150,7 +150,7 @@
         <w:spacing w:before="80" w:after="80" w:line="259" w:lineRule="auto"/>
       </w:pPr>
       <w:r>
-        <w:t>Zur hilfsweisen betriebsbedingten Kuendigung:</w:t>
+        <w:t>Zur hilfsweisen betriebsbedingten Kündigung:</w:t>
       </w:r>
     </w:p>
     <w:p>
@@ -158,7 +158,7 @@
         <w:spacing w:before="80" w:after="80" w:line="259" w:lineRule="auto"/>
       </w:pPr>
       <w:r>
-        <w:t>Unabhaengig von den vorgenannten personenbedingten Gruenden kuendigen wir das Arbeitsverhaeltnis hilfsweise auch aus betriebsbedingten Gruenden: Die Gesellschaft hat beschlossen, den Standort Eberswalde zum 31. Dezember 2025 vollstaendig zu schliessen. Damit entfaellt die Funktion der Werkleiterin Eberswalde ersatzlos. Eine anderweitige Beschaeftigung an einem anderen Standort ist Ihnen aufgrund der Standortgebundenheit Ihrer Position nicht zumutbar und wird nicht angeboten.</w:t>
+        <w:t>Unabhängig von den vorgenannten personenbedingten Gründen kündigen wir das Arbeitsverhältnis hilfsweise auch aus betriebsbedingten Gründen: Die Gesellschaft hat beschlossen, den Standort Eberswalde zum 31. Dezember 2025 vollständig zu schließen. Damit entfällt die Funktion der Werkleiterin Eberswalde ersatzlos. Eine anderweitige Beschäftigung an einem anderen Standort ist Ihnen aufgrund der Standortgebundenheit Ihrer Position nicht zumutbar und wird nicht angeboten.</w:t>
       </w:r>
     </w:p>
     <w:p>
@@ -166,7 +166,7 @@
         <w:spacing w:before="80" w:after="80" w:line="259" w:lineRule="auto"/>
       </w:pPr>
       <w:r>
-        <w:t>Der Betriebsrat wurde ordnungsgemaess angehoert. Der Betriebsrat hat am 22.05.2025 der Kuendigung widersprochen. Wir halten diesen Widerspruch fuer formell unwirksam und fuer sachlich nicht stichhaltig. Die Kuendigung erfolgt gleichwohl.</w:t>
+        <w:t>Der Betriebsrat wurde ordnungsgemäß angehört. Der Betriebsrat hat am 22.05.2025 der Kündigung widersprochen. Wir halten diesen Widerspruch für formell unwirksam und für sachlich nicht stichhaltig. Die Kündigung erfolgt gleichwohl.</w:t>
       </w:r>
     </w:p>
     <w:p>
@@ -179,7 +179,7 @@
         <w:spacing w:line="259" w:lineRule="auto" w:after="60"/>
       </w:pPr>
       <w:r>
-        <w:t>Mit freundlichen Gruessen</w:t>
+        <w:t>Mit freundlichen Grüßen</w:t>
       </w:r>
     </w:p>
     <w:p>
@@ -201,7 +201,7 @@
         <w:br/>
         <w:t>Vorstandsvorsitzender</w:t>
         <w:br/>
-        <w:t>Steinhoff Praezisionsguss SE</w:t>
+        <w:t>Steinhoff Präzisionsguss SE</w:t>
       </w:r>
     </w:p>
     <w:p>
@@ -218,13 +218,13 @@
         <w:br/>
         <w:t>Personalleiter</w:t>
         <w:br/>
-        <w:t>Steinhoff Praezisionsguss SE</w:t>
+        <w:t>Steinhoff Präzisionsguss SE</w:t>
       </w:r>
     </w:p>
     <w:sectPr>
       <w:headerReference w:type="default" r:id="rId9"/>
       <w:footerReference w:type="default" r:id="rId10"/>
-      <w:pgSz w:w="12240" w:h="15840"/>
+      <w:pgSz w:w="11906" w:h="16838"/>
       <w:pgMar w:top="1191" w:right="1247" w:bottom="1134" w:left="1361" w:header="720" w:footer="720" w:gutter="0"/>
       <w:cols w:space="720"/>
       <w:docGrid w:linePitch="360"/>
